--- a/docs/Proposal.docx
+++ b/docs/Proposal.docx
@@ -3675,16 +3675,6 @@
       </w:r>
       <w:r>
         <w:rPr>
-          <w:rFonts w:ascii="Times New Roman" w:eastAsia="Times New Roman" w:hAnsi="Times New Roman" w:cs="B Nazanin" w:hint="cs"/>
-          <w:sz w:val="24"/>
-          <w:szCs w:val="24"/>
-          <w:rtl/>
-          <w:lang w:bidi="ar-SA"/>
-        </w:rPr>
-        <w:t>.</w:t>
-      </w:r>
-      <w:r>
-        <w:rPr>
           <w:rFonts w:ascii="Times New Roman" w:eastAsia="Times New Roman" w:hAnsi="Times New Roman" w:cs="B Nazanin"/>
           <w:sz w:val="24"/>
           <w:szCs w:val="24"/>
@@ -5141,15 +5131,6 @@
       </w:r>
       <w:r>
         <w:rPr>
-          <w:rFonts w:cs="B Nazanin" w:hint="cs"/>
-          <w:sz w:val="24"/>
-          <w:szCs w:val="24"/>
-          <w:rtl/>
-        </w:rPr>
-        <w:t xml:space="preserve"> در صورت نیاز</w:t>
-      </w:r>
-      <w:r>
-        <w:rPr>
           <w:rFonts w:cs="B Nazanin"/>
           <w:sz w:val="24"/>
           <w:szCs w:val="24"/>
@@ -7931,7 +7912,74 @@
           <w:szCs w:val="24"/>
           <w:rtl/>
         </w:rPr>
-        <w:t>. در ا</w:t>
+        <w:t>.</w:t>
+      </w:r>
+      <w:r>
+        <w:rPr>
+          <w:rFonts w:ascii="Times New Roman" w:eastAsia="Times New Roman" w:hAnsi="Times New Roman" w:cs="B Nazanin" w:hint="cs"/>
+          <w:sz w:val="24"/>
+          <w:szCs w:val="24"/>
+          <w:rtl/>
+          <w:lang w:bidi="ar-SA"/>
+        </w:rPr>
+        <w:t xml:space="preserve"> در همین مرحله، ابتدا مرور اجمالی چند ده مقاله و پروژه مرتبط با پرسش‌وپاسخ تصویری و مدل‌های بینایی</w:t>
+      </w:r>
+      <w:r>
+        <w:rPr>
+          <w:rFonts w:ascii="Times New Roman" w:eastAsia="Times New Roman" w:hAnsi="Times New Roman" w:cs="B Nazanin" w:hint="cs"/>
+          <w:sz w:val="24"/>
+          <w:szCs w:val="24"/>
+          <w:rtl/>
+          <w:lang w:bidi="ar-SA"/>
+        </w:rPr>
+        <w:t>-</w:t>
+      </w:r>
+      <w:r>
+        <w:rPr>
+          <w:rFonts w:ascii="Times New Roman" w:eastAsia="Times New Roman" w:hAnsi="Times New Roman" w:cs="B Nazanin" w:hint="cs"/>
+          <w:sz w:val="24"/>
+          <w:szCs w:val="24"/>
+          <w:rtl/>
+          <w:lang w:bidi="ar-SA"/>
+        </w:rPr>
+        <w:t xml:space="preserve">زبانی انجام و سپس تعدادی از مقالات منتخب (از جمله مقالات معماری </w:t>
+      </w:r>
+      <w:r>
+        <w:rPr>
+          <w:rFonts w:ascii="Times New Roman" w:eastAsia="Times New Roman" w:hAnsi="Times New Roman" w:cs="B Nazanin"/>
+          <w:sz w:val="24"/>
+          <w:szCs w:val="24"/>
+        </w:rPr>
+        <w:t>Qwen-VL</w:t>
+      </w:r>
+      <w:r>
+        <w:rPr>
+          <w:rFonts w:ascii="Times New Roman" w:eastAsia="Times New Roman" w:hAnsi="Times New Roman" w:cs="B Nazanin" w:hint="cs"/>
+          <w:sz w:val="24"/>
+          <w:szCs w:val="24"/>
+          <w:rtl/>
+          <w:lang w:bidi="ar-SA"/>
+        </w:rPr>
+        <w:t>) به‌صورت دقیق‌تر بررسی می‌شود تا مبنای فنی ادامه پروژه قرار گیرد</w:t>
+      </w:r>
+      <w:r>
+        <w:rPr>
+          <w:rFonts w:ascii="Times New Roman" w:eastAsia="Times New Roman" w:hAnsi="Times New Roman" w:cs="B Nazanin" w:hint="cs"/>
+          <w:sz w:val="24"/>
+          <w:szCs w:val="24"/>
+          <w:rtl/>
+          <w:lang w:bidi="ar-SA"/>
+        </w:rPr>
+        <w:t>.</w:t>
+      </w:r>
+      <w:r>
+        <w:rPr>
+          <w:rFonts w:ascii="Times New Roman" w:eastAsia="Times New Roman" w:hAnsi="Times New Roman" w:cs="B Nazanin"/>
+          <w:sz w:val="24"/>
+          <w:szCs w:val="24"/>
+          <w:rtl/>
+        </w:rPr>
+        <w:t xml:space="preserve"> در ا</w:t>
       </w:r>
       <w:r>
         <w:rPr>
@@ -16088,7 +16136,7 @@
           <w:rtl/>
           <w:lang w:bidi="ar-SA"/>
         </w:rPr>
-        <w:t xml:space="preserve">در صورت نیاز </w:t>
+        <w:t xml:space="preserve">بر داده فارسی </w:t>
       </w:r>
       <w:r>
         <w:rPr>
@@ -17536,13 +17584,151 @@
       </w:pPr>
       <w:r>
         <w:rPr>
-          <w:rFonts w:ascii="Times New Roman" w:eastAsia="Times New Roman" w:hAnsi="Times New Roman" w:cs="B Nazanin"/>
+          <w:rFonts w:ascii="Times New Roman" w:eastAsia="Times New Roman" w:hAnsi="Times New Roman" w:cs="B Nazanin" w:hint="cs"/>
           <w:sz w:val="24"/>
           <w:szCs w:val="24"/>
           <w:rtl/>
           <w:lang w:bidi="ar-SA"/>
         </w:rPr>
-        <w:t>ه) دامنه و سطح‌بندی پرسش‌های پشتیبانی‌شده</w:t>
+        <w:t xml:space="preserve">در این معماری از هیچ ماژول کمکی مجزا مانند </w:t>
+      </w:r>
+      <w:r>
+        <w:rPr>
+          <w:rFonts w:ascii="Times New Roman" w:eastAsia="Times New Roman" w:hAnsi="Times New Roman" w:cs="B Nazanin"/>
+          <w:sz w:val="24"/>
+          <w:szCs w:val="24"/>
+        </w:rPr>
+        <w:t>OCR</w:t>
+      </w:r>
+      <w:r>
+        <w:rPr>
+          <w:rFonts w:ascii="Times New Roman" w:eastAsia="Times New Roman" w:hAnsi="Times New Roman" w:cs="B Nazanin" w:hint="cs"/>
+          <w:sz w:val="24"/>
+          <w:szCs w:val="24"/>
+          <w:rtl/>
+          <w:lang w:bidi="ar-SA"/>
+        </w:rPr>
+        <w:t>، تشخیص اشیا (</w:t>
+      </w:r>
+      <w:r>
+        <w:rPr>
+          <w:rFonts w:ascii="Times New Roman" w:eastAsia="Times New Roman" w:hAnsi="Times New Roman" w:cs="B Nazanin"/>
+          <w:sz w:val="24"/>
+          <w:szCs w:val="24"/>
+        </w:rPr>
+        <w:t>Object Detection</w:t>
+      </w:r>
+      <w:r>
+        <w:rPr>
+          <w:rFonts w:ascii="Times New Roman" w:eastAsia="Times New Roman" w:hAnsi="Times New Roman" w:cs="B Nazanin" w:hint="cs"/>
+          <w:sz w:val="24"/>
+          <w:szCs w:val="24"/>
+          <w:rtl/>
+          <w:lang w:bidi="ar-SA"/>
+        </w:rPr>
+        <w:t>) یا بازیابی دانش (</w:t>
+      </w:r>
+      <w:r>
+        <w:rPr>
+          <w:rFonts w:ascii="Times New Roman" w:eastAsia="Times New Roman" w:hAnsi="Times New Roman" w:cs="B Nazanin"/>
+          <w:sz w:val="24"/>
+          <w:szCs w:val="24"/>
+        </w:rPr>
+        <w:t>RAG</w:t>
+      </w:r>
+      <w:r>
+        <w:rPr>
+          <w:rFonts w:ascii="Times New Roman" w:eastAsia="Times New Roman" w:hAnsi="Times New Roman" w:cs="B Nazanin" w:hint="cs"/>
+          <w:sz w:val="24"/>
+          <w:szCs w:val="24"/>
+          <w:rtl/>
+          <w:lang w:bidi="ar-SA"/>
+        </w:rPr>
+        <w:t xml:space="preserve">) استفاده نمی‌شود؛ تمام تحلیل تصویر، از جمله خواندن متن احتمالی داخل تصویر، صرفاً بر عهده قابلیت درونی مدل </w:t>
+      </w:r>
+      <w:r>
+        <w:rPr>
+          <w:rFonts w:ascii="Times New Roman" w:eastAsia="Times New Roman" w:hAnsi="Times New Roman" w:cs="B Nazanin"/>
+          <w:sz w:val="24"/>
+          <w:szCs w:val="24"/>
+        </w:rPr>
+        <w:t>Qwen-VL</w:t>
+      </w:r>
+      <w:r>
+        <w:rPr>
+          <w:rFonts w:ascii="Times New Roman" w:eastAsia="Times New Roman" w:hAnsi="Times New Roman" w:cs="B Nazanin" w:hint="cs"/>
+          <w:sz w:val="24"/>
+          <w:szCs w:val="24"/>
+          <w:rtl/>
+          <w:lang w:bidi="ar-SA"/>
+        </w:rPr>
+        <w:t xml:space="preserve"> است</w:t>
+      </w:r>
+      <w:r>
+        <w:rPr>
+          <w:rFonts w:ascii="Times New Roman" w:eastAsia="Times New Roman" w:hAnsi="Times New Roman" w:cs="B Nazanin" w:hint="cs"/>
+          <w:sz w:val="24"/>
+          <w:szCs w:val="24"/>
+          <w:rtl/>
+          <w:lang w:bidi="ar-SA"/>
+        </w:rPr>
+        <w:t>.</w:t>
+      </w:r>
+      <w:r>
+        <w:rPr>
+          <w:rFonts w:ascii="Times New Roman" w:eastAsia="Times New Roman" w:hAnsi="Times New Roman" w:cs="B Nazanin" w:hint="cs"/>
+          <w:sz w:val="24"/>
+          <w:szCs w:val="24"/>
+          <w:rtl/>
+          <w:lang w:bidi="ar-SA"/>
+        </w:rPr>
+        <w:t xml:space="preserve"> این انتخاب برای حفظ سادگی زیرساخت و سازگاری با محدودیت‌های </w:t>
+      </w:r>
+      <w:r>
+        <w:rPr>
+          <w:rFonts w:ascii="Times New Roman" w:eastAsia="Times New Roman" w:hAnsi="Times New Roman" w:cs="B Nazanin"/>
+          <w:sz w:val="24"/>
+          <w:szCs w:val="24"/>
+        </w:rPr>
+        <w:t>Colab</w:t>
+      </w:r>
+      <w:r>
+        <w:rPr>
+          <w:rFonts w:ascii="Times New Roman" w:eastAsia="Times New Roman" w:hAnsi="Times New Roman" w:cs="B Nazanin" w:hint="cs"/>
+          <w:sz w:val="24"/>
+          <w:szCs w:val="24"/>
+          <w:rtl/>
+          <w:lang w:bidi="ar-SA"/>
+        </w:rPr>
+        <w:t xml:space="preserve"> صورت گرفته است؛ به همین دلیل پرسش‌های سطح ۴ که نیازمند </w:t>
+      </w:r>
+      <w:r>
+        <w:rPr>
+          <w:rFonts w:ascii="Times New Roman" w:eastAsia="Times New Roman" w:hAnsi="Times New Roman" w:cs="B Nazanin"/>
+          <w:sz w:val="24"/>
+          <w:szCs w:val="24"/>
+        </w:rPr>
+        <w:t>OCR</w:t>
+      </w:r>
+      <w:r>
+        <w:rPr>
+          <w:rFonts w:ascii="Times New Roman" w:eastAsia="Times New Roman" w:hAnsi="Times New Roman" w:cs="B Nazanin" w:hint="cs"/>
+          <w:sz w:val="24"/>
+          <w:szCs w:val="24"/>
+          <w:rtl/>
+          <w:lang w:bidi="ar-SA"/>
+        </w:rPr>
+        <w:t xml:space="preserve"> دقیق یا دانش خارج از تصویر هستند، در زمره محدودیت‌های شناخته‌شده پروژه قرار می‌گیرند، نه یک قابلیت تضمین‌شده</w:t>
+      </w:r>
+      <w:r>
+        <w:rPr>
+          <w:rFonts w:ascii="Times New Roman" w:eastAsia="Times New Roman" w:hAnsi="Times New Roman" w:cs="B Nazanin" w:hint="cs"/>
+          <w:sz w:val="24"/>
+          <w:szCs w:val="24"/>
+          <w:rtl/>
+          <w:lang w:bidi="ar-SA"/>
+        </w:rPr>
+        <w:t>.</w:t>
       </w:r>
     </w:p>
     <w:p>
@@ -17564,6 +17750,28 @@
           <w:rtl/>
           <w:lang w:bidi="ar-SA"/>
         </w:rPr>
+        <w:t>ه) دامنه و سطح‌بندی پرسش‌های پشتیبانی‌شده</w:t>
+      </w:r>
+    </w:p>
+    <w:p>
+      <w:pPr>
+        <w:ind w:left="360"/>
+        <w:rPr>
+          <w:rFonts w:ascii="Times New Roman" w:eastAsia="Times New Roman" w:hAnsi="Times New Roman" w:cs="B Nazanin"/>
+          <w:sz w:val="24"/>
+          <w:szCs w:val="24"/>
+          <w:rtl/>
+          <w:lang w:bidi="ar-SA"/>
+        </w:rPr>
+      </w:pPr>
+      <w:r>
+        <w:rPr>
+          <w:rFonts w:ascii="Times New Roman" w:eastAsia="Times New Roman" w:hAnsi="Times New Roman" w:cs="B Nazanin"/>
+          <w:sz w:val="24"/>
+          <w:szCs w:val="24"/>
+          <w:rtl/>
+          <w:lang w:bidi="ar-SA"/>
+        </w:rPr>
         <w:t>پرسش‌وپاسخ تصویری در این پروژه به چهار سطح قابل‌سنجش تقسیم می‌شود:</w:t>
       </w:r>
       <w:r>
@@ -17658,6 +17866,26 @@
       </w:r>
       <w:r>
         <w:rPr>
+          <w:rFonts w:ascii="Times New Roman" w:eastAsia="Times New Roman" w:hAnsi="Times New Roman" w:cs="B Nazanin" w:hint="cs"/>
+          <w:sz w:val="24"/>
+          <w:szCs w:val="24"/>
+          <w:rtl/>
+          <w:lang w:bidi="ar-SA"/>
+        </w:rPr>
+        <w:t xml:space="preserve"> در پرسش‌های مقایسه‌ای، مبنای مقایسه همواره عناصر قابل‌مشاهده درون همان تصویر است، نه دانش یا اطلاعات بیرون از تصویر؛ این قید صراحتاً در دستور سیستمی مدل (بخش ج) نیز تعبیه شده تا از پاسخ‌دهی بر اساس حدس یا دانش عمومی مدل جلوگیری شود</w:t>
+      </w:r>
+      <w:r>
+        <w:rPr>
+          <w:rFonts w:ascii="Times New Roman" w:eastAsia="Times New Roman" w:hAnsi="Times New Roman" w:cs="B Nazanin" w:hint="cs"/>
+          <w:sz w:val="24"/>
+          <w:szCs w:val="24"/>
+          <w:rtl/>
+          <w:lang w:bidi="ar-SA"/>
+        </w:rPr>
+        <w:t>.</w:t>
+      </w:r>
+      <w:r>
+        <w:rPr>
           <w:rFonts w:ascii="Times New Roman" w:eastAsia="Times New Roman" w:hAnsi="Times New Roman" w:cs="B Nazanin"/>
           <w:sz w:val="24"/>
           <w:szCs w:val="24"/>
@@ -17806,16 +18034,6 @@
           <w:lang w:bidi="ar-SA"/>
         </w:rPr>
       </w:pPr>
-      <w:r>
-        <w:rPr>
-          <w:rFonts w:ascii="Times New Roman" w:eastAsia="Times New Roman" w:hAnsi="Times New Roman" w:cs="B Nazanin" w:hint="cs"/>
-          <w:sz w:val="24"/>
-          <w:szCs w:val="24"/>
-          <w:rtl/>
-          <w:lang w:bidi="ar-SA"/>
-        </w:rPr>
-        <w:t xml:space="preserve">در صورت نیاز </w:t>
-      </w:r>
       <w:r>
         <w:rPr>
           <w:rFonts w:ascii="Times New Roman" w:eastAsia="Times New Roman" w:hAnsi="Times New Roman" w:cs="B Nazanin"/>
@@ -21655,6 +21873,46 @@
           <w:sz w:val="24"/>
           <w:szCs w:val="24"/>
           <w:rtl/>
+        </w:rPr>
+        <w:t>.</w:t>
+      </w:r>
+      <w:r>
+        <w:rPr>
+          <w:rFonts w:ascii="Times New Roman" w:eastAsia="Times New Roman" w:hAnsi="Times New Roman" w:cs="B Nazanin" w:hint="cs"/>
+          <w:sz w:val="24"/>
+          <w:szCs w:val="24"/>
+          <w:rtl/>
+          <w:lang w:bidi="ar-SA"/>
+        </w:rPr>
+        <w:t xml:space="preserve"> ارزیابی دقت پاسخ‌گویی مدل در این مرحله تکرار نمی‌شود، زیرا این سنجش پیش‌تر و به‌صورت مجزا، روی مجموعه داده آزمون، در فاز پیاده‌سازی و فاین‌تیون مدل هوش مصنوعی (ردیف ۴ جدول فعالیت‌ها) انجام شده است</w:t>
+      </w:r>
+      <w:r>
+        <w:rPr>
+          <w:rFonts w:ascii="Times New Roman" w:eastAsia="Times New Roman" w:hAnsi="Times New Roman" w:cs="B Nazanin" w:hint="cs"/>
+          <w:sz w:val="24"/>
+          <w:szCs w:val="24"/>
+          <w:rtl/>
+          <w:lang w:bidi="ar-SA"/>
+        </w:rPr>
+        <w:t>.</w:t>
+      </w:r>
+      <w:r>
+        <w:rPr>
+          <w:rFonts w:ascii="Times New Roman" w:eastAsia="Times New Roman" w:hAnsi="Times New Roman" w:cs="B Nazanin" w:hint="cs"/>
+          <w:sz w:val="24"/>
+          <w:szCs w:val="24"/>
+          <w:rtl/>
+          <w:lang w:bidi="ar-SA"/>
+        </w:rPr>
+        <w:t xml:space="preserve"> در این مرحله صرفاً صحت عملکرد یکپارچه سامانه شامل رابط کاربری، وب‌سرویس و ارتباط پایدار با اندپوینت مدل آزمون می‌شود</w:t>
+      </w:r>
+      <w:r>
+        <w:rPr>
+          <w:rFonts w:ascii="Times New Roman" w:eastAsia="Times New Roman" w:hAnsi="Times New Roman" w:cs="B Nazanin" w:hint="cs"/>
+          <w:sz w:val="24"/>
+          <w:szCs w:val="24"/>
+          <w:rtl/>
+          <w:lang w:bidi="ar-SA"/>
         </w:rPr>
         <w:t>.</w:t>
       </w:r>
@@ -26023,7 +26281,7 @@
               <w:pStyle w:val="ListParagraph"/>
               <w:numPr>
                 <w:ilvl w:val="0"/>
-                <w:numId w:val="20"/>
+                <w:numId w:val="36"/>
               </w:numPr>
               <w:spacing w:after="0"/>
               <w:rPr>
@@ -27624,42 +27882,57 @@
             </w:pPr>
             <w:r>
               <w:rPr>
-                <w:rFonts w:cs="B Nazanin" w:hint="cs"/>
-                <w:noProof/>
-                <w:sz w:val="20"/>
-                <w:szCs w:val="20"/>
-                <w:rtl/>
-              </w:rPr>
-              <w:t xml:space="preserve">اشتراک </w:t>
-            </w:r>
-            <w:r>
-              <w:rPr>
-                <w:rFonts w:cs="B Nazanin" w:hint="cs"/>
-                <w:noProof/>
-                <w:sz w:val="20"/>
-                <w:szCs w:val="20"/>
-                <w:rtl/>
-              </w:rPr>
-              <w:t>سخت افزار گرافیکی ابری</w:t>
-            </w:r>
-            <w:r>
-              <w:rPr>
-                <w:rFonts w:cs="B Nazanin" w:hint="cs"/>
-                <w:noProof/>
-                <w:sz w:val="20"/>
-                <w:szCs w:val="20"/>
-                <w:rtl/>
-              </w:rPr>
-              <w:t xml:space="preserve"> </w:t>
-            </w:r>
-            <w:r>
-              <w:rPr>
-                <w:rFonts w:cs="B Nazanin"/>
-                <w:noProof/>
-                <w:sz w:val="20"/>
-                <w:szCs w:val="20"/>
-              </w:rPr>
-              <w:t>colab</w:t>
+                <w:rFonts w:ascii="Times New Roman" w:eastAsia="Times New Roman" w:hAnsi="Times New Roman" w:cs="B Nazanin" w:hint="cs"/>
+                <w:sz w:val="20"/>
+                <w:szCs w:val="20"/>
+                <w:rtl/>
+                <w:lang w:bidi="ar-SA"/>
+              </w:rPr>
+              <w:t xml:space="preserve">اشتراک سخت‌افزار گرافیکی ابری </w:t>
+            </w:r>
+            <w:r>
+              <w:rPr>
+                <w:rFonts w:ascii="Times New Roman" w:eastAsia="Times New Roman" w:hAnsi="Times New Roman" w:cs="B Nazanin"/>
+                <w:sz w:val="20"/>
+                <w:szCs w:val="20"/>
+              </w:rPr>
+              <w:t>Google Colab Pro</w:t>
+            </w:r>
+            <w:r>
+              <w:rPr>
+                <w:rFonts w:ascii="Times New Roman" w:eastAsia="Times New Roman" w:hAnsi="Times New Roman" w:cs="B Nazanin" w:hint="cs"/>
+                <w:sz w:val="20"/>
+                <w:szCs w:val="20"/>
+                <w:rtl/>
+                <w:lang w:bidi="ar-SA"/>
+              </w:rPr>
+              <w:t xml:space="preserve"> برای اجرای استنتاج و فاین‌تیون </w:t>
+            </w:r>
+            <w:r>
+              <w:rPr>
+                <w:rFonts w:ascii="Times New Roman" w:eastAsia="Times New Roman" w:hAnsi="Times New Roman" w:cs="B Nazanin"/>
+                <w:sz w:val="20"/>
+                <w:szCs w:val="20"/>
+              </w:rPr>
+              <w:t>QLoRA</w:t>
+            </w:r>
+            <w:r>
+              <w:rPr>
+                <w:rFonts w:ascii="Times New Roman" w:eastAsia="Times New Roman" w:hAnsi="Times New Roman" w:cs="B Nazanin" w:hint="cs"/>
+                <w:sz w:val="20"/>
+                <w:szCs w:val="20"/>
+                <w:rtl/>
+                <w:lang w:bidi="ar-SA"/>
+              </w:rPr>
+              <w:t xml:space="preserve"> مدل </w:t>
+            </w:r>
+            <w:r>
+              <w:rPr>
+                <w:rFonts w:ascii="Times New Roman" w:eastAsia="Times New Roman" w:hAnsi="Times New Roman" w:cs="B Nazanin"/>
+                <w:sz w:val="20"/>
+                <w:szCs w:val="20"/>
+              </w:rPr>
+              <w:t>Qwen-VL</w:t>
             </w:r>
           </w:p>
         </w:tc>
@@ -28830,7 +29103,7 @@
                 <w:szCs w:val="20"/>
                 <w:rtl/>
               </w:rPr>
-              <w:t>2</w:t>
+              <w:t>۲</w:t>
             </w:r>
           </w:p>
         </w:tc>
@@ -28852,6 +29125,15 @@
                 <w:rtl/>
               </w:rPr>
             </w:pPr>
+            <w:r>
+              <w:rPr>
+                <w:rFonts w:cs="B Nazanin" w:hint="cs"/>
+                <w:sz w:val="20"/>
+                <w:szCs w:val="20"/>
+                <w:rtl/>
+              </w:rPr>
+              <w:t>۱۰۰۰۰۰۰</w:t>
+            </w:r>
           </w:p>
         </w:tc>
         <w:tc>
@@ -28872,6 +29154,15 @@
                 <w:rtl/>
               </w:rPr>
             </w:pPr>
+            <w:r>
+              <w:rPr>
+                <w:rFonts w:cs="B Nazanin" w:hint="cs"/>
+                <w:sz w:val="20"/>
+                <w:szCs w:val="20"/>
+                <w:rtl/>
+              </w:rPr>
+              <w:t>۲</w:t>
+            </w:r>
           </w:p>
         </w:tc>
       </w:tr>
@@ -29587,7 +29878,7 @@
                     <w:szCs w:val="20"/>
                     <w:rtl/>
                   </w:rPr>
-                  <w:t>70</w:t>
+                  <w:t>۷۲</w:t>
                 </w:r>
               </w:sdtContent>
             </w:sdt>
@@ -30452,8 +30743,10 @@
       </w:tr>
       <w:tr>
         <w:trPr>
-          <w:trHeight w:val="288"/>
-          <w:jc w:val="center"/>
+          <w:trPr>
+            <w:trHeight w:val="288"/>
+            <w:jc w:val="center"/>
+          </w:trPr>
         </w:trPr>
         <w:tc>
           <w:tcPr>
@@ -30478,7 +30771,7 @@
                 <w:szCs w:val="20"/>
                 <w:rtl/>
               </w:rPr>
-              <w:t>1</w:t>
+              <w:t>۱</w:t>
             </w:r>
           </w:p>
         </w:tc>
@@ -30505,7 +30798,7 @@
                 <w:szCs w:val="20"/>
                 <w:rtl/>
               </w:rPr>
-              <w:t>امکان‌سنجی و تدوین نیازمندی‌های فنی سامانه</w:t>
+              <w:t>آموزش تیم و آماده‌سازی زیرساخت اولیه</w:t>
             </w:r>
           </w:p>
         </w:tc>
@@ -30532,14 +30825,14 @@
                 <w:szCs w:val="20"/>
                 <w:rtl/>
               </w:rPr>
-              <w:t>150</w:t>
-            </w:r>
-          </w:p>
-        </w:tc>
-        <w:tc>
-          <w:tcPr>
+              <w:t>۸۰</w:t>
+            </w:r>
+          </w:p>
+        </w:tc>
+        <w:tc>
+          <w:tcPr>
+            <w:shd w:val="clear" w:color="auto" w:fill="92D050"/>
             <w:tcW w:w="91" w:type="pct"/>
-            <w:shd w:val="clear" w:color="auto" w:fill="92D050"/>
             <w:vAlign w:val="center"/>
           </w:tcPr>
           <w:p>
@@ -30766,7 +31059,7 @@
                 <w:szCs w:val="20"/>
                 <w:rtl/>
               </w:rPr>
-              <w:t>4.5</w:t>
+              <w:t>۲.۴</w:t>
             </w:r>
           </w:p>
         </w:tc>
@@ -30792,15 +31085,17 @@
                 <w:szCs w:val="24"/>
                 <w:rtl/>
               </w:rPr>
-              <w:t>10</w:t>
+              <w:t>۵</w:t>
             </w:r>
           </w:p>
         </w:tc>
       </w:tr>
       <w:tr>
         <w:trPr>
-          <w:trHeight w:val="288"/>
-          <w:jc w:val="center"/>
+          <w:trPr>
+            <w:trHeight w:val="288"/>
+            <w:jc w:val="center"/>
+          </w:trPr>
         </w:trPr>
         <w:tc>
           <w:tcPr>
@@ -30825,7 +31120,7 @@
                 <w:szCs w:val="20"/>
                 <w:rtl/>
               </w:rPr>
-              <w:t>2</w:t>
+              <w:t>۲</w:t>
             </w:r>
           </w:p>
         </w:tc>
@@ -30852,7 +31147,7 @@
                 <w:szCs w:val="20"/>
                 <w:rtl/>
               </w:rPr>
-              <w:t>گردآوری و آماده‌سازی داده‌های آزمایشی فارسی</w:t>
+              <w:t>امکان‌سنجی، مطالعه پیشینه و تدوین نیازمندی‌های فنی سامانه</w:t>
             </w:r>
           </w:p>
         </w:tc>
@@ -30879,14 +31174,14 @@
                 <w:szCs w:val="20"/>
                 <w:rtl/>
               </w:rPr>
-              <w:t>250</w:t>
-            </w:r>
-          </w:p>
-        </w:tc>
-        <w:tc>
-          <w:tcPr>
+              <w:t>۱۶۰</w:t>
+            </w:r>
+          </w:p>
+        </w:tc>
+        <w:tc>
+          <w:tcPr>
+            <w:shd w:val="clear" w:color="auto" w:fill="92D050"/>
             <w:tcW w:w="91" w:type="pct"/>
-            <w:shd w:val="clear" w:color="auto" w:fill="92D050"/>
             <w:vAlign w:val="center"/>
           </w:tcPr>
           <w:p>
@@ -30904,8 +31199,8 @@
         </w:tc>
         <w:tc>
           <w:tcPr>
+            <w:shd w:val="clear" w:color="auto" w:fill="92D050"/>
             <w:tcW w:w="91" w:type="pct"/>
-            <w:shd w:val="clear" w:color="auto" w:fill="92D050"/>
           </w:tcPr>
           <w:p>
             <w:pPr>
@@ -31114,7 +31409,7 @@
                 <w:szCs w:val="20"/>
                 <w:rtl/>
               </w:rPr>
-              <w:t>7.5</w:t>
+              <w:t>۴.۸</w:t>
             </w:r>
           </w:p>
         </w:tc>
@@ -31140,15 +31435,17 @@
                 <w:szCs w:val="24"/>
                 <w:rtl/>
               </w:rPr>
-              <w:t>16</w:t>
+              <w:t>۱۱</w:t>
             </w:r>
           </w:p>
         </w:tc>
       </w:tr>
       <w:tr>
         <w:trPr>
-          <w:trHeight w:val="288"/>
-          <w:jc w:val="center"/>
+          <w:trPr>
+            <w:trHeight w:val="288"/>
+            <w:jc w:val="center"/>
+          </w:trPr>
         </w:trPr>
         <w:tc>
           <w:tcPr>
@@ -31173,7 +31470,7 @@
                 <w:szCs w:val="20"/>
                 <w:rtl/>
               </w:rPr>
-              <w:t>3</w:t>
+              <w:t>۳</w:t>
             </w:r>
           </w:p>
         </w:tc>
@@ -31200,7 +31497,7 @@
                 <w:szCs w:val="20"/>
                 <w:rtl/>
               </w:rPr>
-              <w:t>طراحی خط لوله پردازش تصویر و زبان (Vision-Language Pipeline)</w:t>
+              <w:t>گردآوری و آماده‌سازی داده‌های آزمایشی فارسی</w:t>
             </w:r>
           </w:p>
         </w:tc>
@@ -31227,7 +31524,7 @@
                 <w:szCs w:val="20"/>
                 <w:rtl/>
               </w:rPr>
-              <w:t>300</w:t>
+              <w:t>۲۶۰</w:t>
             </w:r>
           </w:p>
         </w:tc>
@@ -31251,8 +31548,8 @@
         </w:tc>
         <w:tc>
           <w:tcPr>
+            <w:shd w:val="clear" w:color="auto" w:fill="92D050"/>
             <w:tcW w:w="91" w:type="pct"/>
-            <w:shd w:val="clear" w:color="auto" w:fill="92D050"/>
           </w:tcPr>
           <w:p>
             <w:pPr>
@@ -31269,8 +31566,8 @@
         </w:tc>
         <w:tc>
           <w:tcPr>
+            <w:shd w:val="clear" w:color="auto" w:fill="92D050"/>
             <w:tcW w:w="91" w:type="pct"/>
-            <w:shd w:val="clear" w:color="auto" w:fill="92D050"/>
           </w:tcPr>
           <w:p>
             <w:pPr>
@@ -31340,9 +31637,6 @@
         <w:tc>
           <w:tcPr>
             <w:tcW w:w="94" w:type="pct"/>
-            <w:tcBorders>
-              <w:bottom w:val="single" w:sz="4" w:space="0" w:color="000000"/>
-            </w:tcBorders>
           </w:tcPr>
           <w:p>
             <w:pPr>
@@ -31465,7 +31759,7 @@
                 <w:szCs w:val="20"/>
                 <w:rtl/>
               </w:rPr>
-              <w:t>20</w:t>
+              <w:t>۷.۸</w:t>
             </w:r>
           </w:p>
         </w:tc>
@@ -31491,15 +31785,17 @@
                 <w:szCs w:val="24"/>
                 <w:rtl/>
               </w:rPr>
-              <w:t>20</w:t>
+              <w:t>۱۷</w:t>
             </w:r>
           </w:p>
         </w:tc>
       </w:tr>
       <w:tr>
         <w:trPr>
-          <w:trHeight w:val="288"/>
-          <w:jc w:val="center"/>
+          <w:trPr>
+            <w:trHeight w:val="288"/>
+            <w:jc w:val="center"/>
+          </w:trPr>
         </w:trPr>
         <w:tc>
           <w:tcPr>
@@ -31524,7 +31820,7 @@
                 <w:szCs w:val="20"/>
                 <w:rtl/>
               </w:rPr>
-              <w:t>4</w:t>
+              <w:t>۴</w:t>
             </w:r>
           </w:p>
         </w:tc>
@@ -31551,7 +31847,7 @@
                 <w:szCs w:val="20"/>
                 <w:rtl/>
               </w:rPr>
-              <w:t>توسعه وب‌سرویس بک‌اند (FastAPI)</w:t>
+              <w:t>پیاده‌سازی خط لوله پردازش تصویر و زبان، فاین‌تیون مدل Qwen-VL و ارزیابی دقت پاسخ‌گویی</w:t>
             </w:r>
           </w:p>
         </w:tc>
@@ -31578,7 +31874,7 @@
                 <w:szCs w:val="20"/>
                 <w:rtl/>
               </w:rPr>
-              <w:t>300</w:t>
+              <w:t>۳۸۰</w:t>
             </w:r>
           </w:p>
         </w:tc>
@@ -31619,8 +31915,8 @@
         </w:tc>
         <w:tc>
           <w:tcPr>
+            <w:shd w:val="clear" w:color="auto" w:fill="92D050"/>
             <w:tcW w:w="91" w:type="pct"/>
-            <w:shd w:val="clear" w:color="auto" w:fill="92D050"/>
           </w:tcPr>
           <w:p>
             <w:pPr>
@@ -31637,8 +31933,8 @@
         </w:tc>
         <w:tc>
           <w:tcPr>
+            <w:shd w:val="clear" w:color="auto" w:fill="92D050"/>
             <w:tcW w:w="91" w:type="pct"/>
-            <w:shd w:val="clear" w:color="auto" w:fill="92D050"/>
           </w:tcPr>
           <w:p>
             <w:pPr>
@@ -31655,11 +31951,13 @@
         </w:tc>
         <w:tc>
           <w:tcPr>
+            <w:shd w:val="clear" w:color="auto" w:fill="92D050"/>
             <w:tcW w:w="91" w:type="pct"/>
           </w:tcPr>
           <w:p>
             <w:pPr>
               <w:spacing w:after="0"/>
+              <w:jc w:val="center"/>
               <w:rPr>
                 <w:rFonts w:cs="B Nazanin"/>
                 <w:sz w:val="20"/>
@@ -31690,9 +31988,6 @@
         <w:tc>
           <w:tcPr>
             <w:tcW w:w="94" w:type="pct"/>
-            <w:tcBorders>
-              <w:bottom w:val="single" w:sz="4" w:space="0" w:color="auto"/>
-            </w:tcBorders>
           </w:tcPr>
           <w:p>
             <w:pPr>
@@ -31815,7 +32110,7 @@
                 <w:szCs w:val="20"/>
                 <w:rtl/>
               </w:rPr>
-              <w:t>15</w:t>
+              <w:t>۱۱.۴</w:t>
             </w:r>
           </w:p>
         </w:tc>
@@ -31841,15 +32136,17 @@
                 <w:szCs w:val="24"/>
                 <w:rtl/>
               </w:rPr>
-              <w:t>20</w:t>
+              <w:t>۲۶</w:t>
             </w:r>
           </w:p>
         </w:tc>
       </w:tr>
       <w:tr>
         <w:trPr>
-          <w:trHeight w:val="288"/>
-          <w:jc w:val="center"/>
+          <w:trPr>
+            <w:trHeight w:val="288"/>
+            <w:jc w:val="center"/>
+          </w:trPr>
         </w:trPr>
         <w:tc>
           <w:tcPr>
@@ -31874,7 +32171,7 @@
                 <w:szCs w:val="20"/>
                 <w:rtl/>
               </w:rPr>
-              <w:t>5</w:t>
+              <w:t>۵</w:t>
             </w:r>
           </w:p>
         </w:tc>
@@ -31901,7 +32198,7 @@
                 <w:szCs w:val="20"/>
                 <w:rtl/>
               </w:rPr>
-              <w:t>توسعه رابط کاربری تحت وب (React.js)</w:t>
+              <w:t>توسعه وب‌سرویس بک‌اند (FastAPI)</w:t>
             </w:r>
           </w:p>
         </w:tc>
@@ -31928,7 +32225,7 @@
                 <w:szCs w:val="20"/>
                 <w:rtl/>
               </w:rPr>
-              <w:t>250</w:t>
+              <w:t>۲۴۰</w:t>
             </w:r>
           </w:p>
         </w:tc>
@@ -31969,6 +32266,7 @@
         </w:tc>
         <w:tc>
           <w:tcPr>
+            <w:shd w:val="clear" w:color="auto" w:fill="92D050"/>
             <w:tcW w:w="91" w:type="pct"/>
           </w:tcPr>
           <w:p>
@@ -31986,6 +32284,7 @@
         </w:tc>
         <w:tc>
           <w:tcPr>
+            <w:shd w:val="clear" w:color="auto" w:fill="92D050"/>
             <w:tcW w:w="91" w:type="pct"/>
           </w:tcPr>
           <w:p>
@@ -32004,7 +32303,6 @@
         <w:tc>
           <w:tcPr>
             <w:tcW w:w="91" w:type="pct"/>
-            <w:shd w:val="clear" w:color="auto" w:fill="92D050"/>
           </w:tcPr>
           <w:p>
             <w:pPr>
@@ -32040,9 +32338,6 @@
         <w:tc>
           <w:tcPr>
             <w:tcW w:w="94" w:type="pct"/>
-            <w:tcBorders>
-              <w:top w:val="single" w:sz="4" w:space="0" w:color="auto"/>
-            </w:tcBorders>
           </w:tcPr>
           <w:p>
             <w:pPr>
@@ -32165,7 +32460,7 @@
                 <w:szCs w:val="20"/>
                 <w:rtl/>
               </w:rPr>
-              <w:t>13</w:t>
+              <w:t>۷.۲</w:t>
             </w:r>
           </w:p>
         </w:tc>
@@ -32191,15 +32486,717 @@
                 <w:szCs w:val="24"/>
                 <w:rtl/>
               </w:rPr>
-              <w:t>16</w:t>
+              <w:t>۱۶</w:t>
             </w:r>
           </w:p>
         </w:tc>
       </w:tr>
       <w:tr>
         <w:trPr>
-          <w:trHeight w:val="288"/>
-          <w:jc w:val="center"/>
+          <w:trPr>
+            <w:trHeight w:val="288"/>
+            <w:jc w:val="center"/>
+          </w:trPr>
+        </w:trPr>
+        <w:tc>
+          <w:tcPr>
+            <w:tcW w:w="222" w:type="pct"/>
+            <w:vAlign w:val="center"/>
+          </w:tcPr>
+          <w:p>
+            <w:pPr>
+              <w:spacing w:after="0"/>
+              <w:jc w:val="center"/>
+              <w:rPr>
+                <w:rFonts w:cs="B Nazanin"/>
+                <w:sz w:val="20"/>
+                <w:szCs w:val="20"/>
+                <w:rtl/>
+              </w:rPr>
+            </w:pPr>
+            <w:r>
+              <w:rPr>
+                <w:rFonts w:cs="B Nazanin" w:hint="cs"/>
+                <w:sz w:val="20"/>
+                <w:szCs w:val="20"/>
+                <w:rtl/>
+              </w:rPr>
+              <w:t>۶</w:t>
+            </w:r>
+          </w:p>
+        </w:tc>
+        <w:tc>
+          <w:tcPr>
+            <w:tcW w:w="2253" w:type="pct"/>
+            <w:vAlign w:val="center"/>
+          </w:tcPr>
+          <w:p>
+            <w:pPr>
+              <w:spacing w:after="0"/>
+              <w:jc w:val="both"/>
+              <w:rPr>
+                <w:rFonts w:cs="B Nazanin"/>
+                <w:sz w:val="20"/>
+                <w:szCs w:val="20"/>
+                <w:rtl/>
+              </w:rPr>
+            </w:pPr>
+            <w:r>
+              <w:rPr>
+                <w:rFonts w:cs="B Nazanin" w:hint="cs"/>
+                <w:sz w:val="20"/>
+                <w:szCs w:val="20"/>
+                <w:rtl/>
+              </w:rPr>
+              <w:t>توسعه رابط کاربری تحت وب (React.js)</w:t>
+            </w:r>
+          </w:p>
+        </w:tc>
+        <w:tc>
+          <w:tcPr>
+            <w:tcW w:w="272" w:type="pct"/>
+            <w:vAlign w:val="center"/>
+          </w:tcPr>
+          <w:p>
+            <w:pPr>
+              <w:spacing w:after="0"/>
+              <w:jc w:val="center"/>
+              <w:rPr>
+                <w:rFonts w:cs="B Nazanin"/>
+                <w:sz w:val="20"/>
+                <w:szCs w:val="20"/>
+                <w:rtl/>
+              </w:rPr>
+            </w:pPr>
+            <w:r>
+              <w:rPr>
+                <w:rFonts w:cs="B Nazanin" w:hint="cs"/>
+                <w:sz w:val="20"/>
+                <w:szCs w:val="20"/>
+                <w:rtl/>
+              </w:rPr>
+              <w:t>۲۰۰</w:t>
+            </w:r>
+          </w:p>
+        </w:tc>
+        <w:tc>
+          <w:tcPr>
+            <w:tcW w:w="91" w:type="pct"/>
+            <w:vAlign w:val="center"/>
+          </w:tcPr>
+          <w:p>
+            <w:pPr>
+              <w:spacing w:after="0"/>
+              <w:jc w:val="center"/>
+              <w:rPr>
+                <w:rFonts w:cs="B Nazanin"/>
+                <w:sz w:val="20"/>
+                <w:szCs w:val="20"/>
+                <w:rtl/>
+              </w:rPr>
+            </w:pPr>
+          </w:p>
+        </w:tc>
+        <w:tc>
+          <w:tcPr>
+            <w:tcW w:w="91" w:type="pct"/>
+          </w:tcPr>
+          <w:p>
+            <w:pPr>
+              <w:spacing w:after="0"/>
+              <w:jc w:val="center"/>
+              <w:rPr>
+                <w:rFonts w:cs="B Nazanin"/>
+                <w:sz w:val="20"/>
+                <w:szCs w:val="20"/>
+                <w:rtl/>
+              </w:rPr>
+            </w:pPr>
+          </w:p>
+        </w:tc>
+        <w:tc>
+          <w:tcPr>
+            <w:tcW w:w="91" w:type="pct"/>
+          </w:tcPr>
+          <w:p>
+            <w:pPr>
+              <w:spacing w:after="0"/>
+              <w:jc w:val="center"/>
+              <w:rPr>
+                <w:rFonts w:cs="B Nazanin"/>
+                <w:sz w:val="20"/>
+                <w:szCs w:val="20"/>
+                <w:rtl/>
+              </w:rPr>
+            </w:pPr>
+          </w:p>
+        </w:tc>
+        <w:tc>
+          <w:tcPr>
+            <w:shd w:val="clear" w:color="auto" w:fill="92D050"/>
+            <w:tcW w:w="91" w:type="pct"/>
+          </w:tcPr>
+          <w:p>
+            <w:pPr>
+              <w:spacing w:after="0"/>
+              <w:jc w:val="center"/>
+              <w:rPr>
+                <w:rFonts w:cs="B Nazanin"/>
+                <w:sz w:val="20"/>
+                <w:szCs w:val="20"/>
+                <w:rtl/>
+              </w:rPr>
+            </w:pPr>
+          </w:p>
+        </w:tc>
+        <w:tc>
+          <w:tcPr>
+            <w:shd w:val="clear" w:color="auto" w:fill="92D050"/>
+            <w:tcW w:w="91" w:type="pct"/>
+          </w:tcPr>
+          <w:p>
+            <w:pPr>
+              <w:spacing w:after="0"/>
+              <w:jc w:val="center"/>
+              <w:rPr>
+                <w:rFonts w:cs="B Nazanin"/>
+                <w:sz w:val="20"/>
+                <w:szCs w:val="20"/>
+                <w:rtl/>
+              </w:rPr>
+            </w:pPr>
+          </w:p>
+        </w:tc>
+        <w:tc>
+          <w:tcPr>
+            <w:tcW w:w="94" w:type="pct"/>
+            <w:vAlign w:val="center"/>
+          </w:tcPr>
+          <w:p>
+            <w:pPr>
+              <w:spacing w:after="0"/>
+              <w:jc w:val="center"/>
+              <w:rPr>
+                <w:rFonts w:cs="B Nazanin"/>
+                <w:sz w:val="20"/>
+                <w:szCs w:val="20"/>
+                <w:rtl/>
+              </w:rPr>
+            </w:pPr>
+          </w:p>
+        </w:tc>
+        <w:tc>
+          <w:tcPr>
+            <w:tcW w:w="94" w:type="pct"/>
+          </w:tcPr>
+          <w:p>
+            <w:pPr>
+              <w:spacing w:after="0"/>
+              <w:jc w:val="center"/>
+              <w:rPr>
+                <w:rFonts w:cs="B Nazanin"/>
+                <w:sz w:val="20"/>
+                <w:szCs w:val="20"/>
+                <w:rtl/>
+              </w:rPr>
+            </w:pPr>
+          </w:p>
+        </w:tc>
+        <w:tc>
+          <w:tcPr>
+            <w:tcW w:w="94" w:type="pct"/>
+          </w:tcPr>
+          <w:p>
+            <w:pPr>
+              <w:spacing w:after="0"/>
+              <w:jc w:val="center"/>
+              <w:rPr>
+                <w:rFonts w:cs="B Nazanin"/>
+                <w:sz w:val="20"/>
+                <w:szCs w:val="20"/>
+                <w:rtl/>
+              </w:rPr>
+            </w:pPr>
+          </w:p>
+        </w:tc>
+        <w:tc>
+          <w:tcPr>
+            <w:tcW w:w="94" w:type="pct"/>
+          </w:tcPr>
+          <w:p>
+            <w:pPr>
+              <w:spacing w:after="0"/>
+              <w:jc w:val="center"/>
+              <w:rPr>
+                <w:rFonts w:cs="B Nazanin"/>
+                <w:sz w:val="20"/>
+                <w:szCs w:val="20"/>
+                <w:rtl/>
+              </w:rPr>
+            </w:pPr>
+          </w:p>
+        </w:tc>
+        <w:tc>
+          <w:tcPr>
+            <w:tcW w:w="109" w:type="pct"/>
+          </w:tcPr>
+          <w:p>
+            <w:pPr>
+              <w:spacing w:after="0"/>
+              <w:jc w:val="center"/>
+              <w:rPr>
+                <w:rFonts w:cs="B Nazanin"/>
+                <w:sz w:val="20"/>
+                <w:szCs w:val="20"/>
+                <w:rtl/>
+              </w:rPr>
+            </w:pPr>
+          </w:p>
+        </w:tc>
+        <w:tc>
+          <w:tcPr>
+            <w:tcW w:w="109" w:type="pct"/>
+          </w:tcPr>
+          <w:p>
+            <w:pPr>
+              <w:spacing w:after="0"/>
+              <w:jc w:val="center"/>
+              <w:rPr>
+                <w:rFonts w:cs="B Nazanin"/>
+                <w:sz w:val="20"/>
+                <w:szCs w:val="20"/>
+                <w:rtl/>
+              </w:rPr>
+            </w:pPr>
+          </w:p>
+        </w:tc>
+        <w:tc>
+          <w:tcPr>
+            <w:tcW w:w="130" w:type="pct"/>
+            <w:vAlign w:val="center"/>
+          </w:tcPr>
+          <w:p>
+            <w:pPr>
+              <w:spacing w:after="0"/>
+              <w:jc w:val="center"/>
+              <w:rPr>
+                <w:rFonts w:cs="B Nazanin"/>
+                <w:sz w:val="20"/>
+                <w:szCs w:val="20"/>
+                <w:rtl/>
+              </w:rPr>
+            </w:pPr>
+          </w:p>
+        </w:tc>
+        <w:tc>
+          <w:tcPr>
+            <w:tcW w:w="571" w:type="pct"/>
+          </w:tcPr>
+          <w:p>
+            <w:pPr>
+              <w:spacing w:after="0"/>
+              <w:jc w:val="center"/>
+              <w:rPr>
+                <w:rFonts w:cs="B Nazanin"/>
+                <w:sz w:val="20"/>
+                <w:szCs w:val="20"/>
+                <w:rtl/>
+              </w:rPr>
+            </w:pPr>
+            <w:r>
+              <w:rPr>
+                <w:rFonts w:cs="B Nazanin" w:hint="cs"/>
+                <w:sz w:val="20"/>
+                <w:szCs w:val="20"/>
+                <w:rtl/>
+              </w:rPr>
+              <w:t>۶</w:t>
+            </w:r>
+          </w:p>
+        </w:tc>
+        <w:tc>
+          <w:tcPr>
+            <w:tcW w:w="502" w:type="pct"/>
+          </w:tcPr>
+          <w:p>
+            <w:pPr>
+              <w:spacing w:after="0"/>
+              <w:jc w:val="center"/>
+              <w:rPr>
+                <w:rFonts w:cs="B Nazanin"/>
+                <w:sz w:val="24"/>
+                <w:szCs w:val="24"/>
+                <w:rtl/>
+              </w:rPr>
+            </w:pPr>
+            <w:r>
+              <w:rPr>
+                <w:rFonts w:cs="B Nazanin" w:hint="cs"/>
+                <w:sz w:val="24"/>
+                <w:szCs w:val="24"/>
+                <w:rtl/>
+              </w:rPr>
+              <w:t>۱۳</w:t>
+            </w:r>
+          </w:p>
+        </w:tc>
+      </w:tr>
+      <w:tr>
+        <w:trPr>
+          <w:trPr>
+            <w:trHeight w:val="288"/>
+            <w:jc w:val="center"/>
+          </w:trPr>
+        </w:trPr>
+        <w:tc>
+          <w:tcPr>
+            <w:tcW w:w="222" w:type="pct"/>
+            <w:vAlign w:val="center"/>
+          </w:tcPr>
+          <w:p>
+            <w:pPr>
+              <w:spacing w:after="0"/>
+              <w:jc w:val="center"/>
+              <w:rPr>
+                <w:rFonts w:cs="B Nazanin"/>
+                <w:sz w:val="20"/>
+                <w:szCs w:val="20"/>
+                <w:rtl/>
+              </w:rPr>
+            </w:pPr>
+            <w:r>
+              <w:rPr>
+                <w:rFonts w:cs="B Nazanin" w:hint="cs"/>
+                <w:sz w:val="20"/>
+                <w:szCs w:val="20"/>
+                <w:rtl/>
+              </w:rPr>
+              <w:t>۷</w:t>
+            </w:r>
+          </w:p>
+        </w:tc>
+        <w:tc>
+          <w:tcPr>
+            <w:tcW w:w="2253" w:type="pct"/>
+            <w:vAlign w:val="center"/>
+          </w:tcPr>
+          <w:p>
+            <w:pPr>
+              <w:spacing w:after="0"/>
+              <w:jc w:val="both"/>
+              <w:rPr>
+                <w:rFonts w:cs="B Nazanin"/>
+                <w:sz w:val="20"/>
+                <w:szCs w:val="20"/>
+                <w:rtl/>
+              </w:rPr>
+            </w:pPr>
+            <w:r>
+              <w:rPr>
+                <w:rFonts w:cs="B Nazanin" w:hint="cs"/>
+                <w:sz w:val="20"/>
+                <w:szCs w:val="20"/>
+                <w:rtl/>
+              </w:rPr>
+              <w:t>یکپارچه‌سازی نهایی سامانه و آزمون سراسری</w:t>
+            </w:r>
+          </w:p>
+        </w:tc>
+        <w:tc>
+          <w:tcPr>
+            <w:tcW w:w="272" w:type="pct"/>
+            <w:vAlign w:val="center"/>
+          </w:tcPr>
+          <w:p>
+            <w:pPr>
+              <w:spacing w:after="0"/>
+              <w:jc w:val="center"/>
+              <w:rPr>
+                <w:rFonts w:cs="B Nazanin"/>
+                <w:sz w:val="20"/>
+                <w:szCs w:val="20"/>
+                <w:rtl/>
+              </w:rPr>
+            </w:pPr>
+            <w:r>
+              <w:rPr>
+                <w:rFonts w:cs="B Nazanin" w:hint="cs"/>
+                <w:sz w:val="20"/>
+                <w:szCs w:val="20"/>
+                <w:rtl/>
+              </w:rPr>
+              <w:t>۱۰۰</w:t>
+            </w:r>
+          </w:p>
+        </w:tc>
+        <w:tc>
+          <w:tcPr>
+            <w:tcW w:w="91" w:type="pct"/>
+            <w:vAlign w:val="center"/>
+          </w:tcPr>
+          <w:p>
+            <w:pPr>
+              <w:spacing w:after="0"/>
+              <w:jc w:val="center"/>
+              <w:rPr>
+                <w:rFonts w:cs="B Nazanin"/>
+                <w:sz w:val="20"/>
+                <w:szCs w:val="20"/>
+                <w:rtl/>
+              </w:rPr>
+            </w:pPr>
+          </w:p>
+        </w:tc>
+        <w:tc>
+          <w:tcPr>
+            <w:tcW w:w="91" w:type="pct"/>
+          </w:tcPr>
+          <w:p>
+            <w:pPr>
+              <w:spacing w:after="0"/>
+              <w:jc w:val="center"/>
+              <w:rPr>
+                <w:rFonts w:cs="B Nazanin"/>
+                <w:sz w:val="20"/>
+                <w:szCs w:val="20"/>
+                <w:rtl/>
+              </w:rPr>
+            </w:pPr>
+          </w:p>
+        </w:tc>
+        <w:tc>
+          <w:tcPr>
+            <w:tcW w:w="91" w:type="pct"/>
+          </w:tcPr>
+          <w:p>
+            <w:pPr>
+              <w:spacing w:after="0"/>
+              <w:jc w:val="center"/>
+              <w:rPr>
+                <w:rFonts w:cs="B Nazanin"/>
+                <w:sz w:val="20"/>
+                <w:szCs w:val="20"/>
+                <w:rtl/>
+              </w:rPr>
+            </w:pPr>
+          </w:p>
+        </w:tc>
+        <w:tc>
+          <w:tcPr>
+            <w:tcW w:w="91" w:type="pct"/>
+          </w:tcPr>
+          <w:p>
+            <w:pPr>
+              <w:spacing w:after="0"/>
+              <w:jc w:val="center"/>
+              <w:rPr>
+                <w:rFonts w:cs="B Nazanin"/>
+                <w:sz w:val="20"/>
+                <w:szCs w:val="20"/>
+                <w:rtl/>
+              </w:rPr>
+            </w:pPr>
+          </w:p>
+        </w:tc>
+        <w:tc>
+          <w:tcPr>
+            <w:shd w:val="clear" w:color="auto" w:fill="92D050"/>
+            <w:tcW w:w="91" w:type="pct"/>
+          </w:tcPr>
+          <w:p>
+            <w:pPr>
+              <w:spacing w:after="0"/>
+              <w:jc w:val="center"/>
+              <w:rPr>
+                <w:rFonts w:cs="B Nazanin"/>
+                <w:sz w:val="20"/>
+                <w:szCs w:val="20"/>
+                <w:rtl/>
+              </w:rPr>
+            </w:pPr>
+          </w:p>
+        </w:tc>
+        <w:tc>
+          <w:tcPr>
+            <w:shd w:val="clear" w:color="auto" w:fill="92D050"/>
+            <w:tcW w:w="94" w:type="pct"/>
+            <w:vAlign w:val="center"/>
+          </w:tcPr>
+          <w:p>
+            <w:pPr>
+              <w:spacing w:after="0"/>
+              <w:jc w:val="center"/>
+              <w:rPr>
+                <w:rFonts w:cs="B Nazanin"/>
+                <w:sz w:val="20"/>
+                <w:szCs w:val="20"/>
+                <w:rtl/>
+              </w:rPr>
+            </w:pPr>
+          </w:p>
+        </w:tc>
+        <w:tc>
+          <w:tcPr>
+            <w:tcW w:w="94" w:type="pct"/>
+          </w:tcPr>
+          <w:p>
+            <w:pPr>
+              <w:spacing w:after="0"/>
+              <w:jc w:val="center"/>
+              <w:rPr>
+                <w:rFonts w:cs="B Nazanin"/>
+                <w:sz w:val="20"/>
+                <w:szCs w:val="20"/>
+                <w:rtl/>
+              </w:rPr>
+            </w:pPr>
+          </w:p>
+        </w:tc>
+        <w:tc>
+          <w:tcPr>
+            <w:tcW w:w="94" w:type="pct"/>
+          </w:tcPr>
+          <w:p>
+            <w:pPr>
+              <w:spacing w:after="0"/>
+              <w:jc w:val="center"/>
+              <w:rPr>
+                <w:rFonts w:cs="B Nazanin"/>
+                <w:sz w:val="20"/>
+                <w:szCs w:val="20"/>
+                <w:rtl/>
+              </w:rPr>
+            </w:pPr>
+          </w:p>
+        </w:tc>
+        <w:tc>
+          <w:tcPr>
+            <w:tcW w:w="94" w:type="pct"/>
+          </w:tcPr>
+          <w:p>
+            <w:pPr>
+              <w:spacing w:after="0"/>
+              <w:jc w:val="center"/>
+              <w:rPr>
+                <w:rFonts w:cs="B Nazanin"/>
+                <w:sz w:val="20"/>
+                <w:szCs w:val="20"/>
+                <w:rtl/>
+              </w:rPr>
+            </w:pPr>
+          </w:p>
+        </w:tc>
+        <w:tc>
+          <w:tcPr>
+            <w:tcW w:w="109" w:type="pct"/>
+          </w:tcPr>
+          <w:p>
+            <w:pPr>
+              <w:spacing w:after="0"/>
+              <w:jc w:val="center"/>
+              <w:rPr>
+                <w:rFonts w:cs="B Nazanin"/>
+                <w:sz w:val="20"/>
+                <w:szCs w:val="20"/>
+                <w:rtl/>
+              </w:rPr>
+            </w:pPr>
+          </w:p>
+        </w:tc>
+        <w:tc>
+          <w:tcPr>
+            <w:tcW w:w="109" w:type="pct"/>
+          </w:tcPr>
+          <w:p>
+            <w:pPr>
+              <w:spacing w:after="0"/>
+              <w:jc w:val="center"/>
+              <w:rPr>
+                <w:rFonts w:cs="B Nazanin"/>
+                <w:sz w:val="20"/>
+                <w:szCs w:val="20"/>
+                <w:rtl/>
+              </w:rPr>
+            </w:pPr>
+          </w:p>
+        </w:tc>
+        <w:tc>
+          <w:tcPr>
+            <w:tcW w:w="130" w:type="pct"/>
+            <w:vAlign w:val="center"/>
+          </w:tcPr>
+          <w:p>
+            <w:pPr>
+              <w:spacing w:after="0"/>
+              <w:jc w:val="center"/>
+              <w:rPr>
+                <w:rFonts w:cs="B Nazanin"/>
+                <w:sz w:val="20"/>
+                <w:szCs w:val="20"/>
+                <w:rtl/>
+              </w:rPr>
+            </w:pPr>
+          </w:p>
+        </w:tc>
+        <w:tc>
+          <w:tcPr>
+            <w:tcW w:w="571" w:type="pct"/>
+          </w:tcPr>
+          <w:p>
+            <w:pPr>
+              <w:spacing w:after="0"/>
+              <w:jc w:val="center"/>
+              <w:rPr>
+                <w:rFonts w:cs="B Nazanin"/>
+                <w:sz w:val="20"/>
+                <w:szCs w:val="20"/>
+                <w:rtl/>
+              </w:rPr>
+            </w:pPr>
+            <w:r>
+              <w:rPr>
+                <w:rFonts w:cs="B Nazanin" w:hint="cs"/>
+                <w:sz w:val="20"/>
+                <w:szCs w:val="20"/>
+                <w:rtl/>
+              </w:rPr>
+              <w:t>۳</w:t>
+            </w:r>
+          </w:p>
+        </w:tc>
+        <w:tc>
+          <w:tcPr>
+            <w:tcW w:w="502" w:type="pct"/>
+          </w:tcPr>
+          <w:p>
+            <w:pPr>
+              <w:spacing w:after="0"/>
+              <w:jc w:val="center"/>
+              <w:rPr>
+                <w:rFonts w:cs="B Nazanin"/>
+                <w:sz w:val="24"/>
+                <w:szCs w:val="24"/>
+                <w:rtl/>
+              </w:rPr>
+            </w:pPr>
+            <w:r>
+              <w:rPr>
+                <w:rFonts w:cs="B Nazanin" w:hint="cs"/>
+                <w:sz w:val="24"/>
+                <w:szCs w:val="24"/>
+                <w:rtl/>
+              </w:rPr>
+              <w:t>۷</w:t>
+            </w:r>
+          </w:p>
+        </w:tc>
+      </w:tr>
+      <w:tr>
+        <w:trPr>
+          <w:trPr>
+            <w:trHeight w:val="288"/>
+            <w:jc w:val="center"/>
+          </w:trPr>
         </w:trPr>
         <w:tc>
           <w:tcPr>
@@ -32227,7 +33224,7 @@
                 <w:szCs w:val="20"/>
                 <w:rtl/>
               </w:rPr>
-              <w:t>6</w:t>
+              <w:t>۸</w:t>
             </w:r>
           </w:p>
         </w:tc>
@@ -32254,7 +33251,7 @@
                 <w:szCs w:val="20"/>
                 <w:rtl/>
               </w:rPr>
-              <w:t>یکپارچه‌سازی سامانه و ارزیابی اولیه دقت پاسخ‌گویی</w:t>
+              <w:t>استقرار سامانه و تدوین مستندات نهایی</w:t>
             </w:r>
           </w:p>
         </w:tc>
@@ -32284,7 +33281,7 @@
                 <w:szCs w:val="20"/>
                 <w:rtl/>
               </w:rPr>
-              <w:t>150</w:t>
+              <w:t>۸۰</w:t>
             </w:r>
           </w:p>
         </w:tc>
@@ -32391,11 +33388,11 @@
         </w:tc>
         <w:tc>
           <w:tcPr>
+            <w:shd w:val="clear" w:color="auto" w:fill="92D050"/>
             <w:tcW w:w="94" w:type="pct"/>
             <w:tcBorders>
               <w:bottom w:val="single" w:sz="4" w:space="0" w:color="000000"/>
             </w:tcBorders>
-            <w:shd w:val="clear" w:color="auto" w:fill="92D050"/>
             <w:vAlign w:val="center"/>
           </w:tcPr>
           <w:p>
@@ -32557,7 +33554,7 @@
                 <w:szCs w:val="20"/>
                 <w:rtl/>
               </w:rPr>
-              <w:t>7</w:t>
+              <w:t>۲.۴</w:t>
             </w:r>
           </w:p>
         </w:tc>
@@ -32586,402 +33583,7 @@
                 <w:szCs w:val="24"/>
                 <w:rtl/>
               </w:rPr>
-              <w:t>10</w:t>
-            </w:r>
-          </w:p>
-        </w:tc>
-      </w:tr>
-      <w:tr>
-        <w:trPr>
-          <w:trHeight w:val="288"/>
-          <w:jc w:val="center"/>
-        </w:trPr>
-        <w:tc>
-          <w:tcPr>
-            <w:tcW w:w="222" w:type="pct"/>
-            <w:tcBorders>
-              <w:bottom w:val="single" w:sz="4" w:space="0" w:color="000000"/>
-            </w:tcBorders>
-            <w:vAlign w:val="center"/>
-          </w:tcPr>
-          <w:p>
-            <w:pPr>
-              <w:spacing w:after="0"/>
-              <w:jc w:val="center"/>
-              <w:rPr>
-                <w:rFonts w:cs="B Nazanin"/>
-                <w:sz w:val="20"/>
-                <w:szCs w:val="20"/>
-                <w:rtl/>
-              </w:rPr>
-            </w:pPr>
-            <w:r>
-              <w:rPr>
-                <w:rFonts w:cs="B Nazanin" w:hint="cs"/>
-                <w:sz w:val="20"/>
-                <w:szCs w:val="20"/>
-                <w:rtl/>
-              </w:rPr>
-              <w:t>7</w:t>
-            </w:r>
-          </w:p>
-        </w:tc>
-        <w:tc>
-          <w:tcPr>
-            <w:tcW w:w="2253" w:type="pct"/>
-            <w:vAlign w:val="center"/>
-          </w:tcPr>
-          <w:p>
-            <w:pPr>
-              <w:spacing w:after="0"/>
-              <w:jc w:val="both"/>
-              <w:rPr>
-                <w:rFonts w:cs="B Nazanin"/>
-                <w:sz w:val="20"/>
-                <w:szCs w:val="20"/>
-                <w:rtl/>
-              </w:rPr>
-            </w:pPr>
-            <w:r>
-              <w:rPr>
-                <w:rFonts w:cs="B Nazanin" w:hint="cs"/>
-                <w:sz w:val="20"/>
-                <w:szCs w:val="20"/>
-                <w:rtl/>
-              </w:rPr>
-              <w:t>استقرار سامانه و تدوین مستندات نهایی</w:t>
-            </w:r>
-          </w:p>
-        </w:tc>
-        <w:tc>
-          <w:tcPr>
-            <w:tcW w:w="272" w:type="pct"/>
-            <w:tcBorders>
-              <w:bottom w:val="single" w:sz="4" w:space="0" w:color="000000"/>
-            </w:tcBorders>
-            <w:vAlign w:val="center"/>
-          </w:tcPr>
-          <w:p>
-            <w:pPr>
-              <w:spacing w:after="0"/>
-              <w:jc w:val="center"/>
-              <w:rPr>
-                <w:rFonts w:cs="B Nazanin"/>
-                <w:sz w:val="20"/>
-                <w:szCs w:val="20"/>
-                <w:rtl/>
-              </w:rPr>
-            </w:pPr>
-            <w:r>
-              <w:rPr>
-                <w:rFonts w:cs="B Nazanin" w:hint="cs"/>
-                <w:sz w:val="20"/>
-                <w:szCs w:val="20"/>
-                <w:rtl/>
-              </w:rPr>
-              <w:t>100</w:t>
-            </w:r>
-          </w:p>
-        </w:tc>
-        <w:tc>
-          <w:tcPr>
-            <w:tcW w:w="91" w:type="pct"/>
-            <w:tcBorders>
-              <w:bottom w:val="single" w:sz="4" w:space="0" w:color="000000"/>
-            </w:tcBorders>
-            <w:vAlign w:val="center"/>
-          </w:tcPr>
-          <w:p>
-            <w:pPr>
-              <w:spacing w:after="0"/>
-              <w:jc w:val="center"/>
-              <w:rPr>
-                <w:rFonts w:cs="B Nazanin"/>
-                <w:sz w:val="20"/>
-                <w:szCs w:val="20"/>
-                <w:rtl/>
-              </w:rPr>
-            </w:pPr>
-          </w:p>
-        </w:tc>
-        <w:tc>
-          <w:tcPr>
-            <w:tcW w:w="91" w:type="pct"/>
-            <w:tcBorders>
-              <w:bottom w:val="single" w:sz="4" w:space="0" w:color="000000"/>
-            </w:tcBorders>
-          </w:tcPr>
-          <w:p>
-            <w:pPr>
-              <w:spacing w:after="0"/>
-              <w:jc w:val="center"/>
-              <w:rPr>
-                <w:rFonts w:cs="B Nazanin"/>
-                <w:sz w:val="20"/>
-                <w:szCs w:val="20"/>
-                <w:rtl/>
-              </w:rPr>
-            </w:pPr>
-          </w:p>
-        </w:tc>
-        <w:tc>
-          <w:tcPr>
-            <w:tcW w:w="91" w:type="pct"/>
-            <w:tcBorders>
-              <w:bottom w:val="single" w:sz="4" w:space="0" w:color="000000"/>
-            </w:tcBorders>
-          </w:tcPr>
-          <w:p>
-            <w:pPr>
-              <w:spacing w:after="0"/>
-              <w:jc w:val="center"/>
-              <w:rPr>
-                <w:rFonts w:cs="B Nazanin"/>
-                <w:sz w:val="20"/>
-                <w:szCs w:val="20"/>
-                <w:rtl/>
-              </w:rPr>
-            </w:pPr>
-          </w:p>
-        </w:tc>
-        <w:tc>
-          <w:tcPr>
-            <w:tcW w:w="91" w:type="pct"/>
-            <w:tcBorders>
-              <w:bottom w:val="single" w:sz="4" w:space="0" w:color="000000"/>
-            </w:tcBorders>
-          </w:tcPr>
-          <w:p>
-            <w:pPr>
-              <w:spacing w:after="0"/>
-              <w:jc w:val="center"/>
-              <w:rPr>
-                <w:rFonts w:cs="B Nazanin"/>
-                <w:sz w:val="20"/>
-                <w:szCs w:val="20"/>
-                <w:rtl/>
-              </w:rPr>
-            </w:pPr>
-          </w:p>
-        </w:tc>
-        <w:tc>
-          <w:tcPr>
-            <w:tcW w:w="91" w:type="pct"/>
-            <w:tcBorders>
-              <w:bottom w:val="single" w:sz="4" w:space="0" w:color="000000"/>
-            </w:tcBorders>
-          </w:tcPr>
-          <w:p>
-            <w:pPr>
-              <w:spacing w:after="0"/>
-              <w:jc w:val="center"/>
-              <w:rPr>
-                <w:rFonts w:cs="B Nazanin"/>
-                <w:sz w:val="20"/>
-                <w:szCs w:val="20"/>
-                <w:rtl/>
-              </w:rPr>
-            </w:pPr>
-          </w:p>
-        </w:tc>
-        <w:tc>
-          <w:tcPr>
-            <w:tcW w:w="94" w:type="pct"/>
-            <w:tcBorders>
-              <w:bottom w:val="single" w:sz="4" w:space="0" w:color="000000"/>
-            </w:tcBorders>
-            <w:shd w:val="clear" w:color="auto" w:fill="92D050"/>
-            <w:vAlign w:val="center"/>
-          </w:tcPr>
-          <w:p>
-            <w:pPr>
-              <w:spacing w:after="0"/>
-              <w:jc w:val="center"/>
-              <w:rPr>
-                <w:rFonts w:cs="B Nazanin"/>
-                <w:sz w:val="20"/>
-                <w:szCs w:val="20"/>
-                <w:rtl/>
-              </w:rPr>
-            </w:pPr>
-          </w:p>
-        </w:tc>
-        <w:tc>
-          <w:tcPr>
-            <w:tcW w:w="94" w:type="pct"/>
-            <w:tcBorders>
-              <w:bottom w:val="single" w:sz="4" w:space="0" w:color="000000"/>
-            </w:tcBorders>
-          </w:tcPr>
-          <w:p>
-            <w:pPr>
-              <w:spacing w:after="0"/>
-              <w:jc w:val="center"/>
-              <w:rPr>
-                <w:rFonts w:cs="B Nazanin"/>
-                <w:sz w:val="20"/>
-                <w:szCs w:val="20"/>
-                <w:rtl/>
-              </w:rPr>
-            </w:pPr>
-          </w:p>
-        </w:tc>
-        <w:tc>
-          <w:tcPr>
-            <w:tcW w:w="94" w:type="pct"/>
-            <w:tcBorders>
-              <w:bottom w:val="single" w:sz="4" w:space="0" w:color="000000"/>
-            </w:tcBorders>
-          </w:tcPr>
-          <w:p>
-            <w:pPr>
-              <w:spacing w:after="0"/>
-              <w:jc w:val="center"/>
-              <w:rPr>
-                <w:rFonts w:cs="B Nazanin"/>
-                <w:sz w:val="20"/>
-                <w:szCs w:val="20"/>
-                <w:rtl/>
-              </w:rPr>
-            </w:pPr>
-          </w:p>
-        </w:tc>
-        <w:tc>
-          <w:tcPr>
-            <w:tcW w:w="94" w:type="pct"/>
-            <w:tcBorders>
-              <w:bottom w:val="single" w:sz="4" w:space="0" w:color="000000"/>
-            </w:tcBorders>
-          </w:tcPr>
-          <w:p>
-            <w:pPr>
-              <w:spacing w:after="0"/>
-              <w:jc w:val="center"/>
-              <w:rPr>
-                <w:rFonts w:cs="B Nazanin"/>
-                <w:sz w:val="20"/>
-                <w:szCs w:val="20"/>
-                <w:rtl/>
-              </w:rPr>
-            </w:pPr>
-          </w:p>
-        </w:tc>
-        <w:tc>
-          <w:tcPr>
-            <w:tcW w:w="109" w:type="pct"/>
-            <w:tcBorders>
-              <w:bottom w:val="single" w:sz="4" w:space="0" w:color="000000"/>
-            </w:tcBorders>
-          </w:tcPr>
-          <w:p>
-            <w:pPr>
-              <w:spacing w:after="0"/>
-              <w:jc w:val="center"/>
-              <w:rPr>
-                <w:rFonts w:cs="B Nazanin"/>
-                <w:sz w:val="20"/>
-                <w:szCs w:val="20"/>
-                <w:rtl/>
-              </w:rPr>
-            </w:pPr>
-          </w:p>
-        </w:tc>
-        <w:tc>
-          <w:tcPr>
-            <w:tcW w:w="109" w:type="pct"/>
-            <w:tcBorders>
-              <w:bottom w:val="single" w:sz="4" w:space="0" w:color="000000"/>
-            </w:tcBorders>
-          </w:tcPr>
-          <w:p>
-            <w:pPr>
-              <w:spacing w:after="0"/>
-              <w:jc w:val="center"/>
-              <w:rPr>
-                <w:rFonts w:cs="B Nazanin"/>
-                <w:sz w:val="20"/>
-                <w:szCs w:val="20"/>
-                <w:rtl/>
-              </w:rPr>
-            </w:pPr>
-          </w:p>
-        </w:tc>
-        <w:tc>
-          <w:tcPr>
-            <w:tcW w:w="130" w:type="pct"/>
-            <w:tcBorders>
-              <w:bottom w:val="single" w:sz="4" w:space="0" w:color="000000"/>
-            </w:tcBorders>
-            <w:vAlign w:val="center"/>
-          </w:tcPr>
-          <w:p>
-            <w:pPr>
-              <w:spacing w:after="0"/>
-              <w:jc w:val="center"/>
-              <w:rPr>
-                <w:rFonts w:cs="B Nazanin"/>
-                <w:sz w:val="20"/>
-                <w:szCs w:val="20"/>
-                <w:rtl/>
-              </w:rPr>
-            </w:pPr>
-          </w:p>
-        </w:tc>
-        <w:tc>
-          <w:tcPr>
-            <w:tcW w:w="571" w:type="pct"/>
-            <w:tcBorders>
-              <w:bottom w:val="single" w:sz="4" w:space="0" w:color="000000"/>
-            </w:tcBorders>
-          </w:tcPr>
-          <w:p>
-            <w:pPr>
-              <w:spacing w:after="0"/>
-              <w:jc w:val="center"/>
-              <w:rPr>
-                <w:rFonts w:cs="B Nazanin"/>
-                <w:sz w:val="20"/>
-                <w:szCs w:val="20"/>
-                <w:rtl/>
-              </w:rPr>
-            </w:pPr>
-            <w:r>
-              <w:rPr>
-                <w:rFonts w:cs="B Nazanin" w:hint="cs"/>
-                <w:sz w:val="20"/>
-                <w:szCs w:val="20"/>
-                <w:rtl/>
-              </w:rPr>
-              <w:t>3</w:t>
-            </w:r>
-          </w:p>
-        </w:tc>
-        <w:tc>
-          <w:tcPr>
-            <w:tcW w:w="502" w:type="pct"/>
-            <w:tcBorders>
-              <w:bottom w:val="single" w:sz="4" w:space="0" w:color="000000"/>
-            </w:tcBorders>
-          </w:tcPr>
-          <w:p>
-            <w:pPr>
-              <w:spacing w:after="0"/>
-              <w:jc w:val="center"/>
-              <w:rPr>
-                <w:rFonts w:cs="B Nazanin"/>
-                <w:sz w:val="24"/>
-                <w:szCs w:val="24"/>
-                <w:rtl/>
-              </w:rPr>
-            </w:pPr>
-            <w:r>
-              <w:rPr>
-                <w:rFonts w:cs="B Nazanin" w:hint="cs"/>
-                <w:sz w:val="24"/>
-                <w:szCs w:val="24"/>
-                <w:rtl/>
-              </w:rPr>
-              <w:t>8</w:t>
+              <w:t>۵</w:t>
             </w:r>
           </w:p>
         </w:tc>
@@ -33146,6 +33748,7 @@
             <w:tcBorders>
               <w:bottom w:val="single" w:sz="4" w:space="0" w:color="auto"/>
             </w:tcBorders>
+            <w:vAlign w:val="center"/>
           </w:tcPr>
           <w:p>
             <w:pPr>
@@ -33160,39 +33763,17 @@
                 <w:rtl/>
               </w:rPr>
             </w:pPr>
-            <w:sdt>
-              <w:sdtPr>
-                <w:rPr>
-                  <w:rFonts w:cs="B Nazanin"/>
-                  <w:b/>
-                  <w:bCs/>
-                  <w:sz w:val="20"/>
-                  <w:szCs w:val="20"/>
-                  <w:rtl/>
-                </w:rPr>
-                <w:alias w:val="Subject"/>
-                <w:tag w:val=""/>
-                <w:id w:val="1259180569"/>
-                <w:placeholder>
-                  <w:docPart w:val="319E3F4883D549ADBA81B8BC7F705FBD"/>
-                </w:placeholder>
-                <w:dataBinding w:prefixMappings="xmlns:ns0='http://purl.org/dc/elements/1.1/' xmlns:ns1='http://schemas.openxmlformats.org/package/2006/metadata/core-properties' " w:xpath="/ns1:coreProperties[1]/ns0:subject[1]" w:storeItemID="{6C3C8BC8-F283-45AE-878A-BAB7291924A1}"/>
-                <w:text/>
-              </w:sdtPr>
-              <w:sdtContent>
-                <w:r>
-                  <w:rPr>
-                    <w:rFonts w:cs="B Nazanin"/>
-                    <w:b/>
-                    <w:bCs/>
-                    <w:sz w:val="20"/>
-                    <w:szCs w:val="20"/>
-                    <w:rtl/>
-                  </w:rPr>
-                  <w:t>70</w:t>
-                </w:r>
-              </w:sdtContent>
-            </w:sdt>
+            <w:r>
+              <w:rPr>
+                <w:rFonts w:cs="B Nazanin" w:hint="cs"/>
+                <w:b/>
+                <w:bCs/>
+                <w:sz w:val="20"/>
+                <w:szCs w:val="20"/>
+                <w:rtl/>
+              </w:rPr>
+              <w:t>۴۵</w:t>
+            </w:r>
           </w:p>
         </w:tc>
         <w:tc>
@@ -34154,29 +34735,85 @@
             </w:pPr>
             <w:r>
               <w:rPr>
-                <w:rFonts w:cs="B Nazanin" w:hint="cs"/>
-                <w:sz w:val="20"/>
-                <w:szCs w:val="20"/>
-                <w:rtl/>
-              </w:rPr>
-              <w:t xml:space="preserve">افزایش مصرف توکن و هزینه‌های مازاد </w:t>
-            </w:r>
-            <w:r>
-              <w:rPr>
-                <w:rFonts w:cs="B Nazanin" w:hint="cs"/>
-                <w:sz w:val="20"/>
-                <w:szCs w:val="20"/>
-              </w:rPr>
-              <w:t>API</w:t>
-            </w:r>
-            <w:r>
-              <w:rPr>
-                <w:rFonts w:cs="B Nazanin" w:hint="cs"/>
-                <w:sz w:val="20"/>
-                <w:szCs w:val="20"/>
-                <w:rtl/>
-              </w:rPr>
-              <w:t xml:space="preserve"> در زمان تست</w:t>
+                <w:rFonts w:ascii="Times New Roman" w:eastAsia="Times New Roman" w:hAnsi="Times New Roman" w:cs="B Nazanin" w:hint="cs"/>
+                <w:sz w:val="20"/>
+                <w:szCs w:val="20"/>
+                <w:rtl/>
+                <w:lang w:bidi="ar-SA"/>
+              </w:rPr>
+              <w:t>مصرف بیش از حد واحدهای محاسباتی (</w:t>
+            </w:r>
+            <w:r>
+              <w:rPr>
+                <w:rFonts w:ascii="Times New Roman" w:eastAsia="Times New Roman" w:hAnsi="Times New Roman" w:cs="B Nazanin"/>
+                <w:sz w:val="20"/>
+                <w:szCs w:val="20"/>
+              </w:rPr>
+              <w:t>Compute Units</w:t>
+            </w:r>
+            <w:r>
+              <w:rPr>
+                <w:rFonts w:ascii="Times New Roman" w:eastAsia="Times New Roman" w:hAnsi="Times New Roman" w:cs="B Nazanin" w:hint="cs"/>
+                <w:sz w:val="20"/>
+                <w:szCs w:val="20"/>
+                <w:rtl/>
+                <w:lang w:bidi="ar-SA"/>
+              </w:rPr>
+              <w:t xml:space="preserve">) یا سهمیه </w:t>
+            </w:r>
+            <w:r>
+              <w:rPr>
+                <w:rFonts w:ascii="Times New Roman" w:eastAsia="Times New Roman" w:hAnsi="Times New Roman" w:cs="B Nazanin"/>
+                <w:sz w:val="20"/>
+                <w:szCs w:val="20"/>
+              </w:rPr>
+              <w:t>GPU</w:t>
+            </w:r>
+            <w:r>
+              <w:rPr>
+                <w:rFonts w:ascii="Times New Roman" w:eastAsia="Times New Roman" w:hAnsi="Times New Roman" w:cs="B Nazanin" w:hint="cs"/>
+                <w:sz w:val="20"/>
+                <w:szCs w:val="20"/>
+                <w:rtl/>
+                <w:lang w:bidi="ar-SA"/>
+              </w:rPr>
+              <w:t xml:space="preserve"> اشتراک </w:t>
+            </w:r>
+            <w:r>
+              <w:rPr>
+                <w:rFonts w:ascii="Times New Roman" w:eastAsia="Times New Roman" w:hAnsi="Times New Roman" w:cs="B Nazanin"/>
+                <w:sz w:val="20"/>
+                <w:szCs w:val="20"/>
+              </w:rPr>
+              <w:t>Google Colab Pro</w:t>
+            </w:r>
+            <w:r>
+              <w:rPr>
+                <w:rFonts w:ascii="Times New Roman" w:eastAsia="Times New Roman" w:hAnsi="Times New Roman" w:cs="B Nazanin" w:hint="cs"/>
+                <w:sz w:val="20"/>
+                <w:szCs w:val="20"/>
+                <w:rtl/>
+                <w:lang w:bidi="ar-SA"/>
+              </w:rPr>
+              <w:t xml:space="preserve"> در زمان تست و توسعه، که می‌تواند منجر به توقف موقت دسترسی به </w:t>
+            </w:r>
+            <w:r>
+              <w:rPr>
+                <w:rFonts w:ascii="Times New Roman" w:eastAsia="Times New Roman" w:hAnsi="Times New Roman" w:cs="B Nazanin"/>
+                <w:sz w:val="20"/>
+                <w:szCs w:val="20"/>
+              </w:rPr>
+              <w:t>GPU</w:t>
+            </w:r>
+            <w:r>
+              <w:rPr>
+                <w:rFonts w:ascii="Times New Roman" w:eastAsia="Times New Roman" w:hAnsi="Times New Roman" w:cs="B Nazanin" w:hint="cs"/>
+                <w:sz w:val="20"/>
+                <w:szCs w:val="20"/>
+                <w:rtl/>
+                <w:lang w:bidi="ar-SA"/>
+              </w:rPr>
+              <w:t xml:space="preserve"> شود</w:t>
             </w:r>
           </w:p>
         </w:tc>
@@ -34199,16 +34836,17 @@
             </w:pPr>
             <w:r>
               <w:rPr>
-                <w:rFonts w:cs="B Nazanin" w:hint="cs"/>
-                <w:sz w:val="20"/>
-                <w:szCs w:val="20"/>
-                <w:rtl/>
-              </w:rPr>
-              <w:t>فشرده‌سازی تصاویر پیش از ارسال، بهینه‌سازی پارامترها و تعیین محدودیت نرخ درخواست (</w:t>
-            </w:r>
-            <w:r>
-              <w:rPr>
-                <w:rFonts w:cs="B Nazanin" w:hint="cs"/>
+                <w:rFonts w:ascii="Times New Roman" w:eastAsia="Times New Roman" w:hAnsi="Times New Roman" w:cs="B Nazanin" w:hint="cs"/>
+                <w:sz w:val="20"/>
+                <w:szCs w:val="20"/>
+                <w:rtl/>
+                <w:lang w:bidi="ar-SA"/>
+              </w:rPr>
+              <w:t>فشرده‌سازی و کاهش وضوح تصاویر پیش از پردازش، محدودسازی تعداد درخواست‌های هم‌زمان (</w:t>
+            </w:r>
+            <w:r>
+              <w:rPr>
+                <w:rFonts w:ascii="Times New Roman" w:eastAsia="Times New Roman" w:hAnsi="Times New Roman" w:cs="B Nazanin"/>
                 <w:sz w:val="20"/>
                 <w:szCs w:val="20"/>
               </w:rPr>
@@ -34216,12 +34854,31 @@
             </w:r>
             <w:r>
               <w:rPr>
-                <w:rFonts w:cs="B Nazanin" w:hint="cs"/>
-                <w:sz w:val="20"/>
-                <w:szCs w:val="20"/>
-                <w:rtl/>
-              </w:rPr>
-              <w:t>) در بک‌اند</w:t>
+                <w:rFonts w:ascii="Times New Roman" w:eastAsia="Times New Roman" w:hAnsi="Times New Roman" w:cs="B Nazanin" w:hint="cs"/>
+                <w:sz w:val="20"/>
+                <w:szCs w:val="20"/>
+                <w:rtl/>
+                <w:lang w:bidi="ar-SA"/>
+              </w:rPr>
+              <w:t xml:space="preserve">) در بک‌اند، و در نظر گرفتن یک حساب </w:t>
+            </w:r>
+            <w:r>
+              <w:rPr>
+                <w:rFonts w:ascii="Times New Roman" w:eastAsia="Times New Roman" w:hAnsi="Times New Roman" w:cs="B Nazanin"/>
+                <w:sz w:val="20"/>
+                <w:szCs w:val="20"/>
+              </w:rPr>
+              <w:t>Colab Pro</w:t>
+            </w:r>
+            <w:r>
+              <w:rPr>
+                <w:rFonts w:ascii="Times New Roman" w:eastAsia="Times New Roman" w:hAnsi="Times New Roman" w:cs="B Nazanin" w:hint="cs"/>
+                <w:sz w:val="20"/>
+                <w:szCs w:val="20"/>
+                <w:rtl/>
+                <w:lang w:bidi="ar-SA"/>
+              </w:rPr>
+              <w:t xml:space="preserve"> پشتیبان برای مواقع اتمام سهمیه</w:t>
             </w:r>
           </w:p>
         </w:tc>
@@ -39740,6 +40397,12 @@
     <w:abstractNumId w:val="20"/>
   </w:num>
   <w:numIdMacAtCleanup w:val="20"/>
+  <w:num w:numId="36" w16cid:durableId="999888777">
+    <w:abstractNumId w:val="22"/>
+    <w:lvlOverride w:ilvl="0">
+      <w:startOverride w:val="1"/>
+    </w:lvlOverride>
+  </w:num>
 </w:numbering>
 </file>
 
